--- a/LabWorks/Лабораторная работа №10.docx
+++ b/LabWorks/Лабораторная работа №10.docx
@@ -42,15 +42,7 @@
         </w:rPr>
       </w:pPr>
       <w:r>
-        <w:t xml:space="preserve">Научиться создавать скетчи для микроконтроллеров </w:t>
-      </w:r>
-      <w:proofErr w:type="spellStart"/>
-      <w:r>
-        <w:t>Arduino</w:t>
-      </w:r>
-      <w:proofErr w:type="spellEnd"/>
-      <w:r>
-        <w:t xml:space="preserve">; </w:t>
+        <w:t xml:space="preserve">Научиться создавать скетчи для микроконтроллеров Arduino; </w:t>
       </w:r>
     </w:p>
     <w:p>
@@ -62,23 +54,7 @@
         </w:rPr>
       </w:pPr>
       <w:r>
-        <w:t xml:space="preserve">Получить навыки работы с платой </w:t>
-      </w:r>
-      <w:proofErr w:type="spellStart"/>
-      <w:r>
-        <w:t>Arduino</w:t>
-      </w:r>
-      <w:proofErr w:type="spellEnd"/>
-      <w:r>
-        <w:t xml:space="preserve"> </w:t>
-      </w:r>
-      <w:proofErr w:type="spellStart"/>
-      <w:r>
-        <w:t>Uno</w:t>
-      </w:r>
-      <w:proofErr w:type="spellEnd"/>
-      <w:r>
-        <w:t xml:space="preserve"> и макетной платой</w:t>
+        <w:t>Получить навыки работы с платой Arduino Uno и макетной платой</w:t>
       </w:r>
     </w:p>
     <w:p>
@@ -118,15 +94,7 @@
         </w:rPr>
       </w:pPr>
       <w:r>
-        <w:t xml:space="preserve">Благодаров, А. В. Программирование микроконтроллеров семейства 1986ВЕ9х компании </w:t>
-      </w:r>
-      <w:proofErr w:type="spellStart"/>
-      <w:r>
-        <w:t>Миландр</w:t>
-      </w:r>
-      <w:proofErr w:type="spellEnd"/>
-      <w:r>
-        <w:t xml:space="preserve"> / А. В. Благодаров. – Москва: Горячая Линия–Телеком, 2020. – 232 с. – URL: https://ibooks.ru/bookshelf/372218/reading. – Режим доступа: только для зарегистрированных пользователей. – Текст: электронный. – гл.1-2. </w:t>
+        <w:t xml:space="preserve">Благодаров, А. В. Программирование микроконтроллеров семейства 1986ВЕ9х компании Миландр / А. В. Благодаров. – Москва: Горячая Линия–Телеком, 2020. – 232 с. – URL: https://ibooks.ru/bookshelf/372218/reading. – Режим доступа: только для зарегистрированных пользователей. – Текст: электронный. – гл.1-2. </w:t>
       </w:r>
     </w:p>
     <w:p>
@@ -177,6 +145,28 @@
         <w:t>Задание</w:t>
       </w:r>
     </w:p>
+    <w:p/>
+    <w:p>
+      <w:r>
+        <w:t xml:space="preserve">При выполнении заданий выводите информацию о состоянии датчиков </w:t>
+      </w:r>
+      <w:r>
+        <w:t xml:space="preserve">в монитор последовательного порта </w:t>
+      </w:r>
+      <w:r>
+        <w:t>(</w:t>
+      </w:r>
+      <w:r>
+        <w:rPr>
+          <w:lang w:val="en-US"/>
+        </w:rPr>
+        <w:t>Serial</w:t>
+      </w:r>
+      <w:r>
+        <w:t>)</w:t>
+      </w:r>
+    </w:p>
+    <w:p/>
     <w:p>
       <w:pPr>
         <w:pStyle w:val="2"/>
@@ -197,28 +187,10 @@
         <w:t>Разработать скетч, с использованием датчика температуры</w:t>
       </w:r>
       <w:r>
-        <w:t xml:space="preserve"> и потенциометра. С помощью потенциометра </w:t>
-      </w:r>
-      <w:r>
-        <w:t>пользователь может установить целевую температуру</w:t>
-      </w:r>
-      <w:r>
-        <w:t xml:space="preserve"> в диапазоне от </w:t>
-      </w:r>
-      <w:r>
-        <w:t xml:space="preserve">10 до 40 </w:t>
-      </w:r>
-      <w:r>
-        <w:t>⁰</w:t>
-      </w:r>
-      <w:r>
-        <w:rPr>
-          <w:lang w:val="en-US"/>
-        </w:rPr>
-        <w:t>C</w:t>
-      </w:r>
-      <w:r>
-        <w:t>.</w:t>
+        <w:t xml:space="preserve">. Система должна сравнивать температуру окружающей среды с целевой (например 25 градусов) </w:t>
+      </w:r>
+      <w:r>
+        <w:t>и реагировать, если температура отличается.</w:t>
       </w:r>
     </w:p>
     <w:p>
@@ -266,19 +238,7 @@
         </w:numPr>
       </w:pPr>
       <w:r>
-        <w:t>«</w:t>
-      </w:r>
-      <w:r>
-        <w:t>О</w:t>
-      </w:r>
-      <w:r>
-        <w:t xml:space="preserve">богреватель» </w:t>
-      </w:r>
-      <w:r>
-        <w:t xml:space="preserve">и </w:t>
-      </w:r>
-      <w:r>
-        <w:t xml:space="preserve">«кондиционер» </w:t>
+        <w:t xml:space="preserve">«Обогреватель» и «кондиционер» </w:t>
       </w:r>
       <w:r>
         <w:t>работа</w:t>
@@ -316,7 +276,7 @@
         <w:pStyle w:val="2"/>
       </w:pPr>
       <w:r>
-        <w:t>Разработка умной системы полива растений</w:t>
+        <w:t>Регулирование температуры</w:t>
       </w:r>
     </w:p>
     <w:p>
@@ -328,19 +288,30 @@
         </w:numPr>
       </w:pPr>
       <w:r>
-        <w:t>Разработать скетч с использованием датчика влажности почвы</w:t>
-      </w:r>
-      <w:r>
-        <w:t xml:space="preserve">. Если значение влажности ниже заданного </w:t>
-      </w:r>
-      <w:r>
-        <w:t>должен включаться «насос» (</w:t>
-      </w:r>
-      <w:r>
-        <w:t>в качестве имитации насоса включайте/выключайте светодиод)</w:t>
-      </w:r>
-      <w:r>
-        <w:t xml:space="preserve">. </w:t>
+        <w:t xml:space="preserve">Изменить схему из задания п.5.1 добавив в нее </w:t>
+      </w:r>
+      <w:r>
+        <w:t xml:space="preserve">потенциометр. С помощью потенциометра пользователь может установить целевую температуру в диапазоне от 10 до 40 </w:t>
+      </w:r>
+      <w:r>
+        <w:t>⁰</w:t>
+      </w:r>
+      <w:r>
+        <w:rPr>
+          <w:lang w:val="en-US"/>
+        </w:rPr>
+        <w:t>C</w:t>
+      </w:r>
+      <w:r>
+        <w:t>.</w:t>
+      </w:r>
+    </w:p>
+    <w:p>
+      <w:pPr>
+        <w:pStyle w:val="2"/>
+      </w:pPr>
+      <w:r>
+        <w:t>Разработка умной системы полива растений</w:t>
       </w:r>
     </w:p>
     <w:p>
@@ -352,18 +323,29 @@
         </w:numPr>
       </w:pPr>
       <w:r>
-        <w:t xml:space="preserve">После 5 секунд работы насос должен выключаться, а повторное </w:t>
-      </w:r>
-      <w:r>
-        <w:t>включение должно происходить не ранее чем через 10 секунд.</w:t>
-      </w:r>
-    </w:p>
-    <w:p>
-      <w:pPr>
-        <w:pStyle w:val="2"/>
-      </w:pPr>
-      <w:r>
-        <w:t>Разработка умной сигнализации</w:t>
+        <w:t>Разработать скетч с использованием датчика влажности почвы</w:t>
+      </w:r>
+      <w:r>
+        <w:t xml:space="preserve">. Если значение влажности ниже </w:t>
+      </w:r>
+      <w:r>
+        <w:t>85%</w:t>
+      </w:r>
+      <w:r>
+        <w:t xml:space="preserve"> </w:t>
+      </w:r>
+      <w:r>
+        <w:t>должен включаться «насос» (</w:t>
+      </w:r>
+      <w:r>
+        <w:t xml:space="preserve">в качестве </w:t>
+      </w:r>
+      <w:r>
+        <w:lastRenderedPageBreak/>
+        <w:t>имитации насоса включайте/выключайте светодиод)</w:t>
+      </w:r>
+      <w:r>
+        <w:t xml:space="preserve">. </w:t>
       </w:r>
     </w:p>
     <w:p>
@@ -375,55 +357,10 @@
         </w:numPr>
       </w:pPr>
       <w:r>
-        <w:t>Разработать скетч с использованием</w:t>
-      </w:r>
-      <w:r>
-        <w:t xml:space="preserve"> </w:t>
-      </w:r>
-      <w:r>
-        <w:t xml:space="preserve">двух </w:t>
-      </w:r>
-      <w:r>
-        <w:t>датчик</w:t>
-      </w:r>
-      <w:r>
-        <w:t>ов</w:t>
-      </w:r>
-      <w:r>
-        <w:t xml:space="preserve"> наклона и </w:t>
-      </w:r>
-      <w:r>
-        <w:t xml:space="preserve">двух </w:t>
-      </w:r>
-      <w:r>
-        <w:t>датчик</w:t>
-      </w:r>
-      <w:r>
-        <w:t>ов</w:t>
-      </w:r>
-      <w:r>
-        <w:t xml:space="preserve"> движения (</w:t>
-      </w:r>
-      <w:r>
-        <w:rPr>
-          <w:lang w:val="en-US"/>
-        </w:rPr>
-        <w:t>PIR</w:t>
-      </w:r>
-      <w:r>
-        <w:t xml:space="preserve"> </w:t>
-      </w:r>
-      <w:r>
-        <w:rPr>
-          <w:lang w:val="en-US"/>
-        </w:rPr>
-        <w:t>Sensor</w:t>
-      </w:r>
-      <w:r>
-        <w:t>)</w:t>
-      </w:r>
-      <w:r>
-        <w:t xml:space="preserve">. </w:t>
+        <w:t xml:space="preserve">После 5 секунд работы насос должен выключаться, а повторное </w:t>
+      </w:r>
+      <w:r>
+        <w:t>включение должно происходить не ранее чем через 10 секунд.</w:t>
       </w:r>
     </w:p>
     <w:p>
@@ -435,6 +372,86 @@
         </w:numPr>
       </w:pPr>
       <w:r>
+        <w:t>Учитывайте, что</w:t>
+      </w:r>
+      <w:r>
+        <w:t xml:space="preserve"> для продления срока службы датчика</w:t>
+      </w:r>
+      <w:r>
+        <w:t xml:space="preserve"> влажности</w:t>
+      </w:r>
+      <w:r>
+        <w:t xml:space="preserve"> его необходимо включать только на момент измерения</w:t>
+      </w:r>
+      <w:r>
+        <w:t>.</w:t>
+      </w:r>
+    </w:p>
+    <w:p>
+      <w:pPr>
+        <w:pStyle w:val="2"/>
+      </w:pPr>
+      <w:r>
+        <w:t>Разработка умной сигнализации</w:t>
+      </w:r>
+    </w:p>
+    <w:p>
+      <w:pPr>
+        <w:pStyle w:val="2"/>
+        <w:numPr>
+          <w:ilvl w:val="2"/>
+          <w:numId w:val="6"/>
+        </w:numPr>
+      </w:pPr>
+      <w:r>
+        <w:t>Разработать скетч с использованием</w:t>
+      </w:r>
+      <w:r>
+        <w:t xml:space="preserve"> </w:t>
+      </w:r>
+      <w:r>
+        <w:t xml:space="preserve">двух </w:t>
+      </w:r>
+      <w:r>
+        <w:t>датчик</w:t>
+      </w:r>
+      <w:r>
+        <w:t>ов</w:t>
+      </w:r>
+      <w:r>
+        <w:t xml:space="preserve"> движения (</w:t>
+      </w:r>
+      <w:r>
+        <w:rPr>
+          <w:lang w:val="en-US"/>
+        </w:rPr>
+        <w:t>PIR</w:t>
+      </w:r>
+      <w:r>
+        <w:t xml:space="preserve"> </w:t>
+      </w:r>
+      <w:r>
+        <w:rPr>
+          <w:lang w:val="en-US"/>
+        </w:rPr>
+        <w:t>Sensor</w:t>
+      </w:r>
+      <w:r>
+        <w:t>)</w:t>
+      </w:r>
+      <w:r>
+        <w:t xml:space="preserve">. </w:t>
+      </w:r>
+    </w:p>
+    <w:p>
+      <w:pPr>
+        <w:pStyle w:val="2"/>
+        <w:numPr>
+          <w:ilvl w:val="2"/>
+          <w:numId w:val="6"/>
+        </w:numPr>
+      </w:pPr>
+      <w:r>
         <w:t>Система должна</w:t>
       </w:r>
       <w:r>
@@ -447,14 +464,102 @@
         <w:t xml:space="preserve"> и включать </w:t>
       </w:r>
       <w:r>
-        <w:t xml:space="preserve">световое и звуковое оповещение (пьезоэлемент и </w:t>
+        <w:t>световое оповещение (</w:t>
       </w:r>
       <w:r>
         <w:t xml:space="preserve">мигающий </w:t>
       </w:r>
       <w:r>
-        <w:lastRenderedPageBreak/>
         <w:t>светодиод) на 30 секунд</w:t>
+      </w:r>
+    </w:p>
+    <w:p>
+      <w:pPr>
+        <w:pStyle w:val="2"/>
+      </w:pPr>
+      <w:r>
+        <w:t>Улучшение умной сигнализации</w:t>
+      </w:r>
+    </w:p>
+    <w:p>
+      <w:pPr>
+        <w:pStyle w:val="2"/>
+        <w:numPr>
+          <w:ilvl w:val="2"/>
+          <w:numId w:val="6"/>
+        </w:numPr>
+      </w:pPr>
+      <w:r>
+        <w:t xml:space="preserve">Модифицировать схему </w:t>
+      </w:r>
+      <w:r>
+        <w:t xml:space="preserve">из задания п.5.4 добавив </w:t>
+      </w:r>
+      <w:r>
+        <w:t>дв</w:t>
+      </w:r>
+      <w:r>
+        <w:t>а</w:t>
+      </w:r>
+      <w:r>
+        <w:t xml:space="preserve"> датчик</w:t>
+      </w:r>
+      <w:r>
+        <w:t>а</w:t>
+      </w:r>
+      <w:r>
+        <w:t xml:space="preserve"> наклона (</w:t>
+      </w:r>
+      <w:r>
+        <w:rPr>
+          <w:lang w:val="en-US"/>
+        </w:rPr>
+        <w:t>Tilt</w:t>
+      </w:r>
+      <w:r>
+        <w:t xml:space="preserve"> </w:t>
+      </w:r>
+      <w:r>
+        <w:rPr>
+          <w:lang w:val="en-US"/>
+        </w:rPr>
+        <w:t>Sensor</w:t>
+      </w:r>
+      <w:r>
+        <w:t>)</w:t>
+      </w:r>
+      <w:r>
+        <w:t xml:space="preserve">. Обратите внимание, что при подключении </w:t>
+      </w:r>
+      <w:r>
+        <w:t>датчиков наклона для считывания сигнала необходимо использовать подтягивающий или стягивающий резистор.</w:t>
+      </w:r>
+    </w:p>
+    <w:p>
+      <w:pPr>
+        <w:pStyle w:val="2"/>
+        <w:numPr>
+          <w:ilvl w:val="2"/>
+          <w:numId w:val="6"/>
+        </w:numPr>
+      </w:pPr>
+      <w:r>
+        <w:t xml:space="preserve">Добавить в схему модуль для </w:t>
+      </w:r>
+      <w:r>
+        <w:t>звуково</w:t>
+      </w:r>
+      <w:r>
+        <w:t>го</w:t>
+      </w:r>
+      <w:r>
+        <w:t xml:space="preserve"> оповещени</w:t>
+      </w:r>
+      <w:r>
+        <w:t>я</w:t>
+      </w:r>
+      <w:r>
+        <w:t xml:space="preserve"> (при помощи пьезоэлемента) в добавок к световому.</w:t>
       </w:r>
     </w:p>
     <w:p>
@@ -491,7 +596,6 @@
       <w:r>
         <w:t xml:space="preserve"> при помощи псевдонима </w:t>
       </w:r>
-      <w:proofErr w:type="spellStart"/>
       <w:r>
         <w:rPr>
           <w:lang w:val="en-US"/>
@@ -504,7 +608,6 @@
         </w:rPr>
         <w:t>GGNN</w:t>
       </w:r>
-      <w:proofErr w:type="spellEnd"/>
       <w:r>
         <w:t xml:space="preserve">, где </w:t>
       </w:r>
@@ -636,24 +739,56 @@
         <w:pStyle w:val="2"/>
       </w:pPr>
       <w:r>
-        <w:t xml:space="preserve">Какие особенности </w:t>
-      </w:r>
-      <w:r>
-        <w:t>при работе с датчиком влажности почвы существуют?</w:t>
-      </w:r>
-    </w:p>
-    <w:p>
-      <w:pPr>
-        <w:pStyle w:val="2"/>
-      </w:pPr>
-      <w:r>
-        <w:t xml:space="preserve">Как подключить библиотеки к </w:t>
-      </w:r>
-      <w:r>
-        <w:t>проекту</w:t>
+        <w:t xml:space="preserve">Почему </w:t>
+      </w:r>
+      <w:r>
+        <w:t xml:space="preserve">датчик влажности почвы </w:t>
+      </w:r>
+      <w:r>
+        <w:t xml:space="preserve">необходимо включать только в момент </w:t>
+      </w:r>
+      <w:r>
+        <w:t>измерения данных</w:t>
       </w:r>
       <w:r>
         <w:t>?</w:t>
+      </w:r>
+    </w:p>
+    <w:p>
+      <w:pPr>
+        <w:pStyle w:val="2"/>
+      </w:pPr>
+      <w:r>
+        <w:t xml:space="preserve">Как преобразовать значение считанное с датчика </w:t>
+      </w:r>
+      <w:r>
+        <w:t>для сопоставления его с используемым</w:t>
+      </w:r>
+      <w:r>
+        <w:t xml:space="preserve"> (например значение датчика влажности в проценты влажности)</w:t>
+      </w:r>
+      <w:r>
+        <w:t>?</w:t>
+      </w:r>
+    </w:p>
+    <w:p>
+      <w:pPr>
+        <w:pStyle w:val="2"/>
+      </w:pPr>
+      <w:r>
+        <w:t xml:space="preserve">Какие пины </w:t>
+      </w:r>
+      <w:r>
+        <w:rPr>
+          <w:lang w:val="en-US"/>
+        </w:rPr>
+        <w:t>Arduino</w:t>
+      </w:r>
+      <w:r>
+        <w:t xml:space="preserve"> </w:t>
+      </w:r>
+      <w:r>
+        <w:t>можно использовать для чтения аналогового сигнала?</w:t>
       </w:r>
     </w:p>
     <w:sectPr>
@@ -723,13 +858,8 @@
       <w:t xml:space="preserve"> </w:t>
     </w:r>
     <w:r>
-      <w:t xml:space="preserve">Садовский </w:t>
+      <w:t>Садовский Р.В.</w:t>
     </w:r>
-    <w:proofErr w:type="gramStart"/>
-    <w:r>
-      <w:t>Р.В.</w:t>
-    </w:r>
-    <w:proofErr w:type="gramEnd"/>
   </w:p>
 </w:hdr>
 </file>
